--- a/trainer_education/Brodie_3Day_Training_Plan.docx
+++ b/trainer_education/Brodie_3Day_Training_Plan.docx
@@ -1012,7 +1012,7 @@
                 <w:sz w:val="16"/>
                 <w:szCs w:val="16"/>
               </w:rPr>
-              <w:t xml:space="preserve">45 lbs × 5</w:t>
+              <w:t xml:space="preserve">45 lb DB × 5</w:t>
             </w:r>
           </w:p>
         </w:tc>
@@ -1366,7 +1366,7 @@
                 <w:sz w:val="16"/>
                 <w:szCs w:val="16"/>
               </w:rPr>
-              <w:t xml:space="preserve">Weighted +10 lbs — 6+ reps</w:t>
+              <w:t xml:space="preserve">Weighted +10 lbs (DB between feet or plate) — 6+ reps</w:t>
             </w:r>
           </w:p>
         </w:tc>
@@ -1508,7 +1508,7 @@
                 <w:sz w:val="16"/>
                 <w:szCs w:val="16"/>
               </w:rPr>
-              <w:t xml:space="preserve">75 lbs / hand</w:t>
+              <w:t xml:space="preserve">75 lbs / hand — trap bar above the 60 lb DB ceiling</w:t>
             </w:r>
           </w:p>
         </w:tc>
@@ -1650,7 +1650,7 @@
                 <w:sz w:val="16"/>
                 <w:szCs w:val="16"/>
               </w:rPr>
-              <w:t xml:space="preserve">Weighted vest — 20+ reps</w:t>
+              <w:t xml:space="preserve">Weighted (10–15 lb plate on upper back) — 20+ reps</w:t>
             </w:r>
           </w:p>
         </w:tc>
@@ -2515,7 +2515,7 @@
                 <w:sz w:val="15"/>
                 <w:szCs w:val="15"/>
               </w:rPr>
-              <w:t xml:space="preserve">45 lbs</w:t>
+              <w:t xml:space="preserve">45 lb DB</w:t>
             </w:r>
           </w:p>
         </w:tc>
@@ -3399,6 +3399,17 @@
               </w:rPr>
               <w:t xml:space="preserve">Longer bar path than hex bar — hips hinge back to grip, neutral spine, drive floor away.</w:t>
             </w:r>
+            <w:r>
+              <w:rPr>
+                <w:rFonts w:ascii="Arial" w:cs="Arial" w:eastAsia="Arial" w:hAnsi="Arial"/>
+                <w:i/>
+                <w:iCs/>
+                <w:color w:val="00695C"/>
+                <w:sz w:val="14"/>
+                <w:szCs w:val="14"/>
+              </w:rPr>
+              <w:t xml:space="preserve">  Technique/submaximal band (3+ RIR) — first exposure, no near-failure sets</w:t>
+            </w:r>
           </w:p>
         </w:tc>
       </w:tr>
@@ -3628,6 +3639,17 @@
               </w:rPr>
               <w:t xml:space="preserve">60% Week-1 load off his 155×5 tested baseline. Film side-on every session per coach note.</w:t>
             </w:r>
+            <w:r>
+              <w:rPr>
+                <w:rFonts w:ascii="Arial" w:cs="Arial" w:eastAsia="Arial" w:hAnsi="Arial"/>
+                <w:i/>
+                <w:iCs/>
+                <w:color w:val="00695C"/>
+                <w:sz w:val="14"/>
+                <w:szCs w:val="14"/>
+              </w:rPr>
+              <w:t xml:space="preserve">  Technique/submaximal band (3+ RIR) — 60% technique day</w:t>
+            </w:r>
           </w:p>
         </w:tc>
       </w:tr>
@@ -3856,6 +3878,17 @@
                 <w:szCs w:val="17"/>
               </w:rPr>
               <w:t xml:space="preserve">Drive elbow to hip, 2-sec hold at top. +5 lbs every 2 sessions per coach note.</w:t>
+            </w:r>
+            <w:r>
+              <w:rPr>
+                <w:rFonts w:ascii="Arial" w:cs="Arial" w:eastAsia="Arial" w:hAnsi="Arial"/>
+                <w:i/>
+                <w:iCs/>
+                <w:color w:val="00695C"/>
+                <w:sz w:val="14"/>
+                <w:szCs w:val="14"/>
+              </w:rPr>
+              <w:t xml:space="preserve">  Technique/submaximal band (3+ RIR)</w:t>
             </w:r>
           </w:p>
         </w:tc>
@@ -4399,7 +4432,7 @@
                 <w:sz w:val="17"/>
                 <w:szCs w:val="17"/>
               </w:rPr>
-              <w:t xml:space="preserve">Technique day — 26–28 reps (roughly 70–75% of his 37-rep max) to hold clean form. Weighted vest introduced from Week 2.</w:t>
+              <w:t xml:space="preserve">Technique day — 26–28 reps (roughly 70–75% of his 37-rep max) to hold clean form. Plate loading (10–15 lbs across the upper back) introduced from Week 2 — no weight vest in the studio inventory.</w:t>
             </w:r>
           </w:p>
         </w:tc>
@@ -4436,6 +4469,19 @@
               <w:t xml:space="preserve">Farmer Carry</w:t>
             </w:r>
           </w:p>
+          <w:p>
+            <w:r>
+              <w:rPr>
+                <w:rFonts w:ascii="Arial" w:cs="Arial" w:eastAsia="Arial" w:hAnsi="Arial"/>
+                <w:i/>
+                <w:iCs/>
+                <w:color w:val="6B6B6B"/>
+                <w:sz w:val="14"/>
+                <w:szCs w:val="14"/>
+              </w:rPr>
+              <w:t xml:space="preserve">His tested 60 lbs/hand sits exactly on the studio’s 60 lb dumbbell ceiling, so every progression from here runs on the trap bar (or plate-loaded implements) — the load is achievable in-studio, the dumbbells simply stop here.</w:t>
+            </w:r>
+          </w:p>
         </w:tc>
         <w:tc>
           <w:tcPr>
@@ -4532,7 +4578,7 @@
                 <w:sz w:val="15"/>
                 <w:szCs w:val="15"/>
               </w:rPr>
-              <w:t xml:space="preserve">60 lbs / hand</w:t>
+              <w:t xml:space="preserve">60 lbs / hand (DB or trap bar)</w:t>
             </w:r>
           </w:p>
         </w:tc>
@@ -5855,7 +5901,7 @@
                 <w:sz w:val="15"/>
                 <w:szCs w:val="15"/>
               </w:rPr>
-              <w:t xml:space="preserve">45 lbs</w:t>
+              <w:t xml:space="preserve">45 lb DB</w:t>
             </w:r>
           </w:p>
         </w:tc>
@@ -6726,6 +6772,17 @@
               </w:rPr>
               <w:t xml:space="preserve">70% Week-1 load off his 205×5 tested baseline. Hip hinge drill mandatory before every set.</w:t>
             </w:r>
+            <w:r>
+              <w:rPr>
+                <w:rFonts w:ascii="Arial" w:cs="Arial" w:eastAsia="Arial" w:hAnsi="Arial"/>
+                <w:i/>
+                <w:iCs/>
+                <w:color w:val="00695C"/>
+                <w:sz w:val="14"/>
+                <w:szCs w:val="14"/>
+              </w:rPr>
+              <w:t xml:space="preserve">  2 RIR on the last set</w:t>
+            </w:r>
           </w:p>
         </w:tc>
       </w:tr>
@@ -6955,6 +7012,17 @@
               </w:rPr>
               <w:t xml:space="preserve">Lighter than Oscar/Nick by design — prioritize depth and tempo first per coach note.</w:t>
             </w:r>
+            <w:r>
+              <w:rPr>
+                <w:rFonts w:ascii="Arial" w:cs="Arial" w:eastAsia="Arial" w:hAnsi="Arial"/>
+                <w:i/>
+                <w:iCs/>
+                <w:color w:val="00695C"/>
+                <w:sz w:val="14"/>
+                <w:szCs w:val="14"/>
+              </w:rPr>
+              <w:t xml:space="preserve">  2 RIR — depth/tempo before load</w:t>
+            </w:r>
           </w:p>
         </w:tc>
       </w:tr>
@@ -7183,6 +7251,17 @@
                 <w:szCs w:val="17"/>
               </w:rPr>
               <w:t xml:space="preserve">+5 lbs from Day 1 per the weekly undulation. 2-sec hold at top.</w:t>
+            </w:r>
+            <w:r>
+              <w:rPr>
+                <w:rFonts w:ascii="Arial" w:cs="Arial" w:eastAsia="Arial" w:hAnsi="Arial"/>
+                <w:i/>
+                <w:iCs/>
+                <w:color w:val="00695C"/>
+                <w:sz w:val="14"/>
+                <w:szCs w:val="14"/>
+              </w:rPr>
+              <w:t xml:space="preserve">  2 RIR on the last set</w:t>
             </w:r>
           </w:p>
         </w:tc>
@@ -7726,7 +7805,7 @@
                 <w:sz w:val="17"/>
                 <w:szCs w:val="17"/>
               </w:rPr>
-              <w:t xml:space="preserve">Up to 30 reps (≈80% of max) as strength work builds. Weighted vest optional from this session.</w:t>
+              <w:t xml:space="preserve">Up to 30 reps (≈80% of max) as strength work builds. Plate loading optional from this session.</w:t>
             </w:r>
           </w:p>
         </w:tc>
@@ -7859,7 +7938,7 @@
                 <w:sz w:val="15"/>
                 <w:szCs w:val="15"/>
               </w:rPr>
-              <w:t xml:space="preserve">65 lbs / hand</w:t>
+              <w:t xml:space="preserve">65 lbs / hand (trap bar)</w:t>
             </w:r>
           </w:p>
         </w:tc>
@@ -8317,7 +8396,7 @@
                 <w:sz w:val="15"/>
                 <w:szCs w:val="15"/>
               </w:rPr>
-              <w:t xml:space="preserve">+10 lbs</w:t>
+              <w:t xml:space="preserve">+10 lbs (DB or plate)</w:t>
             </w:r>
           </w:p>
         </w:tc>
@@ -9182,7 +9261,7 @@
                 <w:sz w:val="15"/>
                 <w:szCs w:val="15"/>
               </w:rPr>
-              <w:t xml:space="preserve">45 lbs</w:t>
+              <w:t xml:space="preserve">45 lb DB</w:t>
             </w:r>
           </w:p>
         </w:tc>
@@ -9556,7 +9635,7 @@
           <w:sz w:val="17"/>
           <w:szCs w:val="17"/>
         </w:rPr>
-        <w:t xml:space="preserve">Heaviest weekly loads — bilateral squat → hinge → horizontal pull. 1–2 RIR on the last set of each; never to failure.</w:t>
+        <w:t xml:space="preserve">Heaviest weekly loads — bilateral squat → hinge → horizontal pull. 2 RIR on the last set of each; never to failure. (Corrected 8/22/2026: 2 RIR is the default proximity for a PRIMARY lift — a 2024 dose-response meta-regression found strength gains largely unrelated to estimated RIR, so 1 RIR is not a stronger stimulus here, just a costlier one. 1 RIR is reserved for hypertrophy-priority accessory work, and this is an 80% day, not a 90% peak-test day, so no near-maximal exception applies.)</w:t>
       </w:r>
     </w:p>
     <w:tbl>
@@ -10053,6 +10132,17 @@
               </w:rPr>
               <w:t xml:space="preserve">Progress to 165 lbs Week 2 — 4-week target 175–185 lbs. Film side-on every session.</w:t>
             </w:r>
+            <w:r>
+              <w:rPr>
+                <w:rFonts w:ascii="Arial" w:cs="Arial" w:eastAsia="Arial" w:hAnsi="Arial"/>
+                <w:i/>
+                <w:iCs/>
+                <w:color w:val="00695C"/>
+                <w:sz w:val="14"/>
+                <w:szCs w:val="14"/>
+              </w:rPr>
+              <w:t xml:space="preserve">  2 RIR on the last set — never to failure</w:t>
+            </w:r>
           </w:p>
         </w:tc>
       </w:tr>
@@ -10282,6 +10372,17 @@
               </w:rPr>
               <w:t xml:space="preserve">Approaching his tested 205×5 baseline — appropriate for the heaviest day. Progress to 215 lbs Week 2.</w:t>
             </w:r>
+            <w:r>
+              <w:rPr>
+                <w:rFonts w:ascii="Arial" w:cs="Arial" w:eastAsia="Arial" w:hAnsi="Arial"/>
+                <w:i/>
+                <w:iCs/>
+                <w:color w:val="00695C"/>
+                <w:sz w:val="14"/>
+                <w:szCs w:val="14"/>
+              </w:rPr>
+              <w:t xml:space="preserve">  2 RIR on the last set — never to failure</w:t>
+            </w:r>
           </w:p>
         </w:tc>
       </w:tr>
@@ -10510,6 +10611,17 @@
                 <w:szCs w:val="17"/>
               </w:rPr>
               <w:t xml:space="preserve">Heaviest row of the week. Drive elbow to hip, 2-sec hold at top.</w:t>
+            </w:r>
+            <w:r>
+              <w:rPr>
+                <w:rFonts w:ascii="Arial" w:cs="Arial" w:eastAsia="Arial" w:hAnsi="Arial"/>
+                <w:i/>
+                <w:iCs/>
+                <w:color w:val="00695C"/>
+                <w:sz w:val="14"/>
+                <w:szCs w:val="14"/>
+              </w:rPr>
+              <w:t xml:space="preserve">  2 RIR on the last set</w:t>
             </w:r>
           </w:p>
         </w:tc>
@@ -10957,7 +11069,7 @@
                 <w:sz w:val="15"/>
                 <w:szCs w:val="15"/>
               </w:rPr>
-              <w:t xml:space="preserve">Weighted Vest (Optional)</w:t>
+              <w:t xml:space="preserve">10–15 lb plate (optional)</w:t>
             </w:r>
           </w:p>
         </w:tc>
@@ -11053,7 +11165,7 @@
                 <w:sz w:val="17"/>
                 <w:szCs w:val="17"/>
               </w:rPr>
-              <w:t xml:space="preserve">Highest volume of the week (≈85% of max) — add the vest here if bodyweight reps stay clean. Building toward 20+ weighted by Week 4.</w:t>
+              <w:t xml:space="preserve">Highest volume of the week (≈85% of max) — add the plate here if bodyweight reps stay clean. Building toward 20+ weighted by Week 4.</w:t>
             </w:r>
           </w:p>
         </w:tc>
@@ -11186,7 +11298,7 @@
                 <w:sz w:val="15"/>
                 <w:szCs w:val="15"/>
               </w:rPr>
-              <w:t xml:space="preserve">70 lbs / hand</w:t>
+              <w:t xml:space="preserve">70 lbs / hand (trap bar)</w:t>
             </w:r>
           </w:p>
         </w:tc>
@@ -11644,7 +11756,7 @@
                 <w:sz w:val="15"/>
                 <w:szCs w:val="15"/>
               </w:rPr>
-              <w:t xml:space="preserve">+10 lbs</w:t>
+              <w:t xml:space="preserve">+10 lbs (DB or plate)</w:t>
             </w:r>
           </w:p>
         </w:tc>
@@ -11798,7 +11910,7 @@
           <w:sz w:val="17"/>
           <w:szCs w:val="17"/>
         </w:rPr>
-        <w:t xml:space="preserve">Heaviest day of the week on both compound lifts — 1–2 RIR on the last set, never to failure. Filming Back Squat side-on is mandatory per coach note every session, not just this one.</w:t>
+        <w:t xml:space="preserve">Heaviest day of the week on both compound lifts — 2 RIR on the last set, never to failure. Filming Back Squat side-on is mandatory per coach note every session, not just this one.</w:t>
       </w:r>
     </w:p>
     <w:p>
@@ -12671,7 +12783,7 @@
           <w:sz w:val="17"/>
           <w:szCs w:val="17"/>
         </w:rPr>
-        <w:t xml:space="preserve">Plank: 2:30 loaded (15 lb plate). Push-Up: Weighted vest — 20+ reps. Hex Bar Deadlift: 225–235 lbs. Back Squat: 175–185 lbs. Pull-Up: Weighted +10 lbs — 6+ reps. Farmer Carry: 75 lbs/hand. (Verbatim from Brodie’s baseline sheet 4-week targets.)</w:t>
+        <w:t xml:space="preserve">Plank: 2:30 loaded (15 lb plate). Push-Up: Weighted — 20+ reps (his sheet says "weighted vest"; the studio has no vest, so run it as a 10–15 lb plate across the upper back). Hex Bar Deadlift: 225–235 lbs. Back Squat: 175–185 lbs. Pull-Up: Weighted +10 lbs — 6+ reps. Farmer Carry: 75 lbs/hand (trap bar — above the studio’s 60 lb/hand dumbbell ceiling). (Targets verbatim from Brodie’s baseline sheet; the push-up implement is the one substitution, made against the confirmed studio inventory.)</w:t>
       </w:r>
     </w:p>
     <w:p>
